--- a/supplementary/Supporting_Information.docx
+++ b/supplementary/Supporting_Information.docx
@@ -17,7 +17,6 @@
     </w:p>
     <w:p>
       <w:pPr>
-        <w:pStyle w:val="1"/>
         <w:jc w:val="center"/>
         <w:rPr>
           <w:rFonts w:eastAsia="맑은 고딕"/>
@@ -25,41 +24,15 @@
         </w:rPr>
       </w:pPr>
       <w:r>
-        <w:t>Sinuosity–Inundation Trade-Offs in Urban Drainage Networks:</w:t>
+        <w:rPr>
+          <w:rFonts w:asciiTheme="majorHAnsi" w:eastAsiaTheme="majorEastAsia" w:hAnsiTheme="majorHAnsi" w:cstheme="majorBidi"/>
+          <w:b/>
+          <w:bCs/>
+          <w:sz w:val="24"/>
+          <w:szCs w:val="28"/>
+        </w:rPr>
+        <w:t>Citywide Drainage Network Analysis Using a Scale-Proportional Gibbs’ Model</w:t>
       </w:r>
-      <w:r>
-        <w:rPr>
-          <w:rFonts w:eastAsia="맑은 고딕"/>
-          <w:lang w:eastAsia="ko-KR"/>
-        </w:rPr>
-        <w:br/>
-      </w:r>
-      <w:r>
-        <w:t>A Scale-Proportional Gibbs</w:t>
-      </w:r>
-      <w:r>
-        <w:rPr>
-          <w:rFonts w:eastAsia="맑은 고딕"/>
-        </w:rPr>
-        <w:t>’</w:t>
-      </w:r>
-      <w:r>
-        <w:rPr>
-          <w:rFonts w:eastAsia="맑은 고딕" w:hint="eastAsia"/>
-        </w:rPr>
-        <w:t xml:space="preserve"> </w:t>
-      </w:r>
-      <w:r>
-        <w:t>Model Analysis of Seoul</w:t>
-      </w:r>
-    </w:p>
-    <w:p>
-      <w:pPr>
-        <w:rPr>
-          <w:rFonts w:eastAsia="맑은 고딕"/>
-          <w:lang w:eastAsia="ko-KR"/>
-        </w:rPr>
-      </w:pPr>
     </w:p>
     <w:p>
       <w:pPr>
